--- a/MARYAM SHAHID_timetable.docx
+++ b/MARYAM SHAHID_timetable.docx
@@ -140,19 +140,7 @@
           </w:tcPr>
           <w:p>
             <w:r>
-              <w:t>8C</w:t>
-              <w:br/>
-              <w:t>ISLAMIAT</w:t>
-            </w:r>
-          </w:p>
-        </w:tc>
-        <w:tc>
-          <w:tcPr>
-            <w:tcW w:type="dxa" w:w="1080"/>
-          </w:tcPr>
-          <w:p>
-            <w:r>
-              <w:t>8C</w:t>
+              <w:t>7D</w:t>
               <w:br/>
               <w:t>ISLAMIAT</w:t>
             </w:r>
@@ -182,7 +170,19 @@
             <w:r>
               <w:t>6A</w:t>
               <w:br/>
-              <w:t>ISLAMIAT</w:t>
+              <w:t>ARABIC</w:t>
+            </w:r>
+          </w:p>
+        </w:tc>
+        <w:tc>
+          <w:tcPr>
+            <w:tcW w:type="dxa" w:w="1080"/>
+          </w:tcPr>
+          <w:p>
+            <w:r>
+              <w:t>6A</w:t>
+              <w:br/>
+              <w:t>ARABIC</w:t>
             </w:r>
           </w:p>
         </w:tc>
@@ -223,23 +223,7 @@
             <w:tcW w:type="dxa" w:w="1080"/>
           </w:tcPr>
           <w:p>
-            <w:r>
-              <w:t>7D</w:t>
-              <w:br/>
-              <w:t>ISLAMIAT</w:t>
-            </w:r>
-          </w:p>
-        </w:tc>
-        <w:tc>
-          <w:tcPr>
-            <w:tcW w:type="dxa" w:w="1080"/>
-          </w:tcPr>
-          <w:p>
-            <w:r>
-              <w:t>7D</w:t>
-              <w:br/>
-              <w:t>ISLAMIAT</w:t>
-            </w:r>
+            <w:r/>
           </w:p>
         </w:tc>
         <w:tc>
@@ -260,7 +244,7 @@
           </w:tcPr>
           <w:p>
             <w:r>
-              <w:t>8A</w:t>
+              <w:t>8D</w:t>
               <w:br/>
               <w:t>ARABIC</w:t>
             </w:r>
@@ -271,10 +255,18 @@
             <w:tcW w:type="dxa" w:w="1080"/>
           </w:tcPr>
           <w:p>
+            <w:r/>
+          </w:p>
+        </w:tc>
+        <w:tc>
+          <w:tcPr>
+            <w:tcW w:type="dxa" w:w="1080"/>
+          </w:tcPr>
+          <w:p>
             <w:r>
-              <w:t>8D</w:t>
+              <w:t>8C</w:t>
               <w:br/>
-              <w:t>ARABIC</w:t>
+              <w:t>ISLAMIAT</w:t>
             </w:r>
           </w:p>
         </w:tc>
@@ -323,7 +315,11 @@
             <w:tcW w:type="dxa" w:w="1080"/>
           </w:tcPr>
           <w:p>
-            <w:r/>
+            <w:r>
+              <w:t>8D</w:t>
+              <w:br/>
+              <w:t>ARABIC</w:t>
+            </w:r>
           </w:p>
         </w:tc>
         <w:tc>
@@ -344,9 +340,9 @@
           </w:tcPr>
           <w:p>
             <w:r>
-              <w:t>7D</w:t>
+              <w:t>6A</w:t>
               <w:br/>
-              <w:t>ARABIC</w:t>
+              <w:t>ISLAMIAT</w:t>
             </w:r>
           </w:p>
         </w:tc>
@@ -396,7 +392,7 @@
           </w:tcPr>
           <w:p>
             <w:r>
-              <w:t>8D</w:t>
+              <w:t>6A</w:t>
               <w:br/>
               <w:t>ISLAMIAT</w:t>
             </w:r>
@@ -408,18 +404,10 @@
           </w:tcPr>
           <w:p>
             <w:r>
-              <w:t>8A</w:t>
+              <w:t>8D</w:t>
               <w:br/>
-              <w:t>ARABIC</w:t>
+              <w:t>ISLAMIAT</w:t>
             </w:r>
-          </w:p>
-        </w:tc>
-        <w:tc>
-          <w:tcPr>
-            <w:tcW w:type="dxa" w:w="1080"/>
-          </w:tcPr>
-          <w:p>
-            <w:r/>
           </w:p>
         </w:tc>
         <w:tc>
@@ -440,9 +428,21 @@
           </w:tcPr>
           <w:p>
             <w:r>
-              <w:t>6A</w:t>
+              <w:t>8C</w:t>
               <w:br/>
               <w:t>ARABIC</w:t>
+            </w:r>
+          </w:p>
+        </w:tc>
+        <w:tc>
+          <w:tcPr>
+            <w:tcW w:type="dxa" w:w="1080"/>
+          </w:tcPr>
+          <w:p>
+            <w:r>
+              <w:t>7D</w:t>
+              <w:br/>
+              <w:t>ISLAMIAT</w:t>
             </w:r>
           </w:p>
         </w:tc>
@@ -464,62 +464,6 @@
           </w:tcPr>
           <w:p>
             <w:r>
-              <w:t>P5</w:t>
-            </w:r>
-          </w:p>
-        </w:tc>
-        <w:tc>
-          <w:tcPr>
-            <w:tcW w:type="dxa" w:w="1080"/>
-          </w:tcPr>
-          <w:p>
-            <w:r>
-              <w:t>10:50-11:30</w:t>
-            </w:r>
-          </w:p>
-        </w:tc>
-        <w:tc>
-          <w:tcPr>
-            <w:tcW w:type="dxa" w:w="1080"/>
-          </w:tcPr>
-          <w:p>
-            <w:r/>
-          </w:p>
-        </w:tc>
-        <w:tc>
-          <w:tcPr>
-            <w:tcW w:type="dxa" w:w="1080"/>
-          </w:tcPr>
-          <w:p>
-            <w:r/>
-          </w:p>
-        </w:tc>
-        <w:tc>
-          <w:tcPr>
-            <w:tcW w:type="dxa" w:w="1080"/>
-          </w:tcPr>
-          <w:p>
-            <w:r>
-              <w:t>6A</w:t>
-              <w:br/>
-              <w:t>ARABIC</w:t>
-            </w:r>
-          </w:p>
-        </w:tc>
-        <w:tc>
-          <w:tcPr>
-            <w:tcW w:type="dxa" w:w="1080"/>
-          </w:tcPr>
-          <w:p>
-            <w:r/>
-          </w:p>
-        </w:tc>
-        <w:tc>
-          <w:tcPr>
-            <w:tcW w:type="dxa" w:w="1080"/>
-          </w:tcPr>
-          <w:p>
-            <w:r>
               <w:t>Lunch</w:t>
             </w:r>
           </w:p>
@@ -530,29 +474,7 @@
           </w:tcPr>
           <w:p>
             <w:r>
-              <w:t>10:55-11:35</w:t>
-            </w:r>
-          </w:p>
-        </w:tc>
-      </w:tr>
-      <w:tr>
-        <w:tc>
-          <w:tcPr>
-            <w:tcW w:type="dxa" w:w="1080"/>
-          </w:tcPr>
-          <w:p>
-            <w:r>
-              <w:t>Lunch</w:t>
-            </w:r>
-          </w:p>
-        </w:tc>
-        <w:tc>
-          <w:tcPr>
-            <w:tcW w:type="dxa" w:w="1080"/>
-          </w:tcPr>
-          <w:p>
-            <w:r>
-              <w:t>11:30-12:00</w:t>
+              <w:t>10:50-11:20</w:t>
             </w:r>
           </w:p>
         </w:tc>
@@ -593,8 +515,80 @@
             <w:tcW w:type="dxa" w:w="1080"/>
           </w:tcPr>
           <w:p>
+            <w:r/>
+          </w:p>
+        </w:tc>
+        <w:tc>
+          <w:tcPr>
+            <w:tcW w:type="dxa" w:w="1080"/>
+          </w:tcPr>
+          <w:p>
             <w:r>
-              <w:t>8A</w:t>
+              <w:t>10:25-10:55</w:t>
+            </w:r>
+          </w:p>
+        </w:tc>
+      </w:tr>
+      <w:tr>
+        <w:tc>
+          <w:tcPr>
+            <w:tcW w:type="dxa" w:w="1080"/>
+          </w:tcPr>
+          <w:p>
+            <w:r>
+              <w:t>P5</w:t>
+            </w:r>
+          </w:p>
+        </w:tc>
+        <w:tc>
+          <w:tcPr>
+            <w:tcW w:type="dxa" w:w="1080"/>
+          </w:tcPr>
+          <w:p>
+            <w:r>
+              <w:t>11:20-12:00</w:t>
+            </w:r>
+          </w:p>
+        </w:tc>
+        <w:tc>
+          <w:tcPr>
+            <w:tcW w:type="dxa" w:w="1080"/>
+          </w:tcPr>
+          <w:p>
+            <w:r>
+              <w:t>7D</w:t>
+              <w:br/>
+              <w:t>ARABIC</w:t>
+            </w:r>
+          </w:p>
+        </w:tc>
+        <w:tc>
+          <w:tcPr>
+            <w:tcW w:type="dxa" w:w="1080"/>
+          </w:tcPr>
+          <w:p>
+            <w:r>
+              <w:t>7D</w:t>
+              <w:br/>
+              <w:t>ISLAMIAT</w:t>
+            </w:r>
+          </w:p>
+        </w:tc>
+        <w:tc>
+          <w:tcPr>
+            <w:tcW w:type="dxa" w:w="1080"/>
+          </w:tcPr>
+          <w:p>
+            <w:r/>
+          </w:p>
+        </w:tc>
+        <w:tc>
+          <w:tcPr>
+            <w:tcW w:type="dxa" w:w="1080"/>
+          </w:tcPr>
+          <w:p>
+            <w:r>
+              <w:t>8D</w:t>
               <w:br/>
               <w:t>ISLAMIAT</w:t>
             </w:r>
@@ -606,7 +600,19 @@
           </w:tcPr>
           <w:p>
             <w:r>
-              <w:t>10:25-10:55</w:t>
+              <w:t>6A</w:t>
+              <w:br/>
+              <w:t>ISLAMIAT</w:t>
+            </w:r>
+          </w:p>
+        </w:tc>
+        <w:tc>
+          <w:tcPr>
+            <w:tcW w:type="dxa" w:w="1080"/>
+          </w:tcPr>
+          <w:p>
+            <w:r>
+              <w:t>10:55-11:35</w:t>
             </w:r>
           </w:p>
         </w:tc>
@@ -638,7 +644,7 @@
           </w:tcPr>
           <w:p>
             <w:r>
-              <w:t>6A</w:t>
+              <w:t>8A</w:t>
               <w:br/>
               <w:t>ISLAMIAT</w:t>
             </w:r>
@@ -650,7 +656,7 @@
           </w:tcPr>
           <w:p>
             <w:r>
-              <w:t>8D</w:t>
+              <w:t>8A</w:t>
               <w:br/>
               <w:t>ARABIC</w:t>
             </w:r>
@@ -662,7 +668,7 @@
           </w:tcPr>
           <w:p>
             <w:r>
-              <w:t>6A</w:t>
+              <w:t>8D</w:t>
               <w:br/>
               <w:t>ISLAMIAT</w:t>
             </w:r>
@@ -737,11 +743,7 @@
             <w:tcW w:type="dxa" w:w="1080"/>
           </w:tcPr>
           <w:p>
-            <w:r>
-              <w:t>8C</w:t>
-              <w:br/>
-              <w:t>ARABIC</w:t>
-            </w:r>
+            <w:r/>
           </w:p>
         </w:tc>
         <w:tc>
@@ -749,11 +751,7 @@
             <w:tcW w:type="dxa" w:w="1080"/>
           </w:tcPr>
           <w:p>
-            <w:r>
-              <w:t>8C</w:t>
-              <w:br/>
-              <w:t>ARABIC</w:t>
-            </w:r>
+            <w:r/>
           </w:p>
         </w:tc>
         <w:tc>
@@ -800,9 +798,9 @@
           </w:tcPr>
           <w:p>
             <w:r>
-              <w:t>8D</w:t>
+              <w:t>8A</w:t>
               <w:br/>
-              <w:t>ISLAMIAT</w:t>
+              <w:t>ARABIC</w:t>
             </w:r>
           </w:p>
         </w:tc>
@@ -824,9 +822,9 @@
           </w:tcPr>
           <w:p>
             <w:r>
-              <w:t>8D</w:t>
+              <w:t>8C</w:t>
               <w:br/>
-              <w:t>ISLAMIAT</w:t>
+              <w:t>ARABIC</w:t>
             </w:r>
           </w:p>
         </w:tc>
@@ -836,7 +834,7 @@
           </w:tcPr>
           <w:p>
             <w:r>
-              <w:t>7D</w:t>
+              <w:t>8C</w:t>
               <w:br/>
               <w:t>ISLAMIAT</w:t>
             </w:r>

--- a/MARYAM SHAHID_timetable.docx
+++ b/MARYAM SHAHID_timetable.docx
@@ -12,7 +12,7 @@
     </w:p>
     <w:p>
       <w:r>
-        <w:t>Total Weekly Periods: 25</w:t>
+        <w:t>Total Weekly Periods: 24</w:t>
       </w:r>
     </w:p>
     <w:tbl>
@@ -22,92 +22,116 @@
         <w:tblLook w:firstColumn="1" w:firstRow="1" w:lastColumn="0" w:lastRow="0" w:noHBand="0" w:noVBand="1" w:val="04A0"/>
       </w:tblPr>
       <w:tblGrid>
-        <w:gridCol w:w="1080"/>
-        <w:gridCol w:w="1080"/>
-        <w:gridCol w:w="1080"/>
-        <w:gridCol w:w="1080"/>
-        <w:gridCol w:w="1080"/>
-        <w:gridCol w:w="1080"/>
-        <w:gridCol w:w="1080"/>
-        <w:gridCol w:w="1080"/>
+        <w:gridCol w:w="1530"/>
+        <w:gridCol w:w="1530"/>
+        <w:gridCol w:w="1530"/>
+        <w:gridCol w:w="1530"/>
+        <w:gridCol w:w="1530"/>
+        <w:gridCol w:w="1530"/>
+        <w:gridCol w:w="1530"/>
+        <w:gridCol w:w="1530"/>
       </w:tblGrid>
       <w:tr>
         <w:tc>
           <w:tcPr>
-            <w:tcW w:type="dxa" w:w="1080"/>
+            <w:tcW w:type="dxa" w:w="1530"/>
           </w:tcPr>
           <w:p>
             <w:r>
+              <w:rPr>
+                <w:b/>
+              </w:rPr>
               <w:t>Period</w:t>
             </w:r>
           </w:p>
         </w:tc>
         <w:tc>
           <w:tcPr>
-            <w:tcW w:type="dxa" w:w="1080"/>
+            <w:tcW w:type="dxa" w:w="1530"/>
           </w:tcPr>
           <w:p>
             <w:r>
-              <w:t>Mon-Thu Time</w:t>
+              <w:rPr>
+                <w:b/>
+              </w:rPr>
+              <w:t>Mon-Wed Time</w:t>
             </w:r>
           </w:p>
         </w:tc>
         <w:tc>
           <w:tcPr>
-            <w:tcW w:type="dxa" w:w="1080"/>
+            <w:tcW w:type="dxa" w:w="1530"/>
           </w:tcPr>
           <w:p>
             <w:r>
+              <w:rPr>
+                <w:b/>
+              </w:rPr>
               <w:t>Mon</w:t>
             </w:r>
           </w:p>
         </w:tc>
         <w:tc>
           <w:tcPr>
-            <w:tcW w:type="dxa" w:w="1080"/>
+            <w:tcW w:type="dxa" w:w="1530"/>
           </w:tcPr>
           <w:p>
             <w:r>
+              <w:rPr>
+                <w:b/>
+              </w:rPr>
               <w:t>Tue</w:t>
             </w:r>
           </w:p>
         </w:tc>
         <w:tc>
           <w:tcPr>
-            <w:tcW w:type="dxa" w:w="1080"/>
+            <w:tcW w:type="dxa" w:w="1530"/>
           </w:tcPr>
           <w:p>
             <w:r>
+              <w:rPr>
+                <w:b/>
+              </w:rPr>
               <w:t>Wed</w:t>
             </w:r>
           </w:p>
         </w:tc>
         <w:tc>
           <w:tcPr>
-            <w:tcW w:type="dxa" w:w="1080"/>
+            <w:tcW w:type="dxa" w:w="1530"/>
           </w:tcPr>
           <w:p>
             <w:r>
+              <w:rPr>
+                <w:b/>
+              </w:rPr>
               <w:t>Thu</w:t>
             </w:r>
           </w:p>
         </w:tc>
         <w:tc>
           <w:tcPr>
-            <w:tcW w:type="dxa" w:w="1080"/>
+            <w:tcW w:type="dxa" w:w="1530"/>
           </w:tcPr>
           <w:p>
             <w:r>
+              <w:rPr>
+                <w:b/>
+              </w:rPr>
               <w:t>Fri</w:t>
             </w:r>
           </w:p>
         </w:tc>
         <w:tc>
           <w:tcPr>
-            <w:tcW w:type="dxa" w:w="1080"/>
+            <w:tcW w:type="dxa" w:w="1530"/>
           </w:tcPr>
           <w:p>
             <w:r>
+              <w:rPr>
+                <w:b/>
+              </w:rPr>
               <w:t>Fri Time</w:t>
             </w:r>
           </w:p>
@@ -116,7 +140,7 @@
       <w:tr>
         <w:tc>
           <w:tcPr>
-            <w:tcW w:type="dxa" w:w="1080"/>
+            <w:tcW w:type="dxa" w:w="1530"/>
           </w:tcPr>
           <w:p>
             <w:r>
@@ -126,7 +150,7 @@
         </w:tc>
         <w:tc>
           <w:tcPr>
-            <w:tcW w:type="dxa" w:w="1080"/>
+            <w:tcW w:type="dxa" w:w="1530"/>
           </w:tcPr>
           <w:p>
             <w:r>
@@ -136,7 +160,171 @@
         </w:tc>
         <w:tc>
           <w:tcPr>
-            <w:tcW w:type="dxa" w:w="1080"/>
+            <w:tcW w:type="dxa" w:w="1530"/>
+          </w:tcPr>
+          <w:p>
+            <w:r/>
+          </w:p>
+        </w:tc>
+        <w:tc>
+          <w:tcPr>
+            <w:tcW w:type="dxa" w:w="1530"/>
+          </w:tcPr>
+          <w:p>
+            <w:r/>
+          </w:p>
+        </w:tc>
+        <w:tc>
+          <w:tcPr>
+            <w:tcW w:type="dxa" w:w="1530"/>
+          </w:tcPr>
+          <w:p>
+            <w:r/>
+          </w:p>
+        </w:tc>
+        <w:tc>
+          <w:tcPr>
+            <w:tcW w:type="dxa" w:w="1530"/>
+          </w:tcPr>
+          <w:p>
+            <w:r>
+              <w:t>6A</w:t>
+              <w:br/>
+              <w:t>ISLAMIAT</w:t>
+            </w:r>
+          </w:p>
+        </w:tc>
+        <w:tc>
+          <w:tcPr>
+            <w:tcW w:type="dxa" w:w="1530"/>
+          </w:tcPr>
+          <w:p>
+            <w:r/>
+          </w:p>
+        </w:tc>
+        <w:tc>
+          <w:tcPr>
+            <w:tcW w:type="dxa" w:w="1530"/>
+          </w:tcPr>
+          <w:p>
+            <w:r>
+              <w:t>8:00-8:40</w:t>
+            </w:r>
+          </w:p>
+        </w:tc>
+      </w:tr>
+      <w:tr>
+        <w:tc>
+          <w:tcPr>
+            <w:tcW w:type="dxa" w:w="1530"/>
+          </w:tcPr>
+          <w:p>
+            <w:r>
+              <w:t>P2</w:t>
+            </w:r>
+          </w:p>
+        </w:tc>
+        <w:tc>
+          <w:tcPr>
+            <w:tcW w:type="dxa" w:w="1530"/>
+          </w:tcPr>
+          <w:p>
+            <w:r>
+              <w:t>8:50-9:30</w:t>
+            </w:r>
+          </w:p>
+        </w:tc>
+        <w:tc>
+          <w:tcPr>
+            <w:tcW w:type="dxa" w:w="1530"/>
+          </w:tcPr>
+          <w:p>
+            <w:r>
+              <w:t>6A</w:t>
+              <w:br/>
+              <w:t>ISLAMIAT</w:t>
+            </w:r>
+          </w:p>
+        </w:tc>
+        <w:tc>
+          <w:tcPr>
+            <w:tcW w:type="dxa" w:w="1530"/>
+          </w:tcPr>
+          <w:p>
+            <w:r>
+              <w:t>8C</w:t>
+              <w:br/>
+              <w:t>ISLAMIAT</w:t>
+            </w:r>
+          </w:p>
+        </w:tc>
+        <w:tc>
+          <w:tcPr>
+            <w:tcW w:type="dxa" w:w="1530"/>
+          </w:tcPr>
+          <w:p>
+            <w:r>
+              <w:t>8D</w:t>
+              <w:br/>
+              <w:t>ARABIC</w:t>
+            </w:r>
+          </w:p>
+        </w:tc>
+        <w:tc>
+          <w:tcPr>
+            <w:tcW w:type="dxa" w:w="1530"/>
+          </w:tcPr>
+          <w:p>
+            <w:r/>
+          </w:p>
+        </w:tc>
+        <w:tc>
+          <w:tcPr>
+            <w:tcW w:type="dxa" w:w="1530"/>
+          </w:tcPr>
+          <w:p>
+            <w:r>
+              <w:t>7D</w:t>
+              <w:br/>
+              <w:t>ARABIC</w:t>
+            </w:r>
+          </w:p>
+        </w:tc>
+        <w:tc>
+          <w:tcPr>
+            <w:tcW w:type="dxa" w:w="1530"/>
+          </w:tcPr>
+          <w:p>
+            <w:r>
+              <w:t>8:40-9:15</w:t>
+            </w:r>
+          </w:p>
+        </w:tc>
+      </w:tr>
+      <w:tr>
+        <w:tc>
+          <w:tcPr>
+            <w:tcW w:type="dxa" w:w="1530"/>
+          </w:tcPr>
+          <w:p>
+            <w:r>
+              <w:t>P3</w:t>
+            </w:r>
+          </w:p>
+        </w:tc>
+        <w:tc>
+          <w:tcPr>
+            <w:tcW w:type="dxa" w:w="1530"/>
+          </w:tcPr>
+          <w:p>
+            <w:r>
+              <w:t>9:30-10:10</w:t>
+            </w:r>
+          </w:p>
+        </w:tc>
+        <w:tc>
+          <w:tcPr>
+            <w:tcW w:type="dxa" w:w="1530"/>
           </w:tcPr>
           <w:p>
             <w:r>
@@ -148,7 +336,99 @@
         </w:tc>
         <w:tc>
           <w:tcPr>
-            <w:tcW w:type="dxa" w:w="1080"/>
+            <w:tcW w:type="dxa" w:w="1530"/>
+          </w:tcPr>
+          <w:p>
+            <w:r>
+              <w:t>8A</w:t>
+              <w:br/>
+              <w:t>ISLAMIAT</w:t>
+            </w:r>
+          </w:p>
+        </w:tc>
+        <w:tc>
+          <w:tcPr>
+            <w:tcW w:type="dxa" w:w="1530"/>
+          </w:tcPr>
+          <w:p>
+            <w:r>
+              <w:t>8A</w:t>
+              <w:br/>
+              <w:t>ARABIC</w:t>
+            </w:r>
+          </w:p>
+        </w:tc>
+        <w:tc>
+          <w:tcPr>
+            <w:tcW w:type="dxa" w:w="1530"/>
+          </w:tcPr>
+          <w:p>
+            <w:r>
+              <w:t>8C</w:t>
+              <w:br/>
+              <w:t>ISLAMIAT</w:t>
+            </w:r>
+          </w:p>
+        </w:tc>
+        <w:tc>
+          <w:tcPr>
+            <w:tcW w:type="dxa" w:w="1530"/>
+          </w:tcPr>
+          <w:p>
+            <w:r>
+              <w:t>8C</w:t>
+              <w:br/>
+              <w:t>ISLAMIAT</w:t>
+            </w:r>
+          </w:p>
+        </w:tc>
+        <w:tc>
+          <w:tcPr>
+            <w:tcW w:type="dxa" w:w="1530"/>
+          </w:tcPr>
+          <w:p>
+            <w:r>
+              <w:t>9:15-9:50</w:t>
+            </w:r>
+          </w:p>
+        </w:tc>
+      </w:tr>
+      <w:tr>
+        <w:tc>
+          <w:tcPr>
+            <w:tcW w:type="dxa" w:w="1530"/>
+          </w:tcPr>
+          <w:p>
+            <w:r>
+              <w:t>P4</w:t>
+            </w:r>
+          </w:p>
+        </w:tc>
+        <w:tc>
+          <w:tcPr>
+            <w:tcW w:type="dxa" w:w="1530"/>
+          </w:tcPr>
+          <w:p>
+            <w:r>
+              <w:t>10:10-10:50</w:t>
+            </w:r>
+          </w:p>
+        </w:tc>
+        <w:tc>
+          <w:tcPr>
+            <w:tcW w:type="dxa" w:w="1530"/>
+          </w:tcPr>
+          <w:p>
+            <w:r>
+              <w:t>8A</w:t>
+              <w:br/>
+              <w:t>ISLAMIAT</w:t>
+            </w:r>
+          </w:p>
+        </w:tc>
+        <w:tc>
+          <w:tcPr>
+            <w:tcW w:type="dxa" w:w="1530"/>
           </w:tcPr>
           <w:p>
             <w:r/>
@@ -156,7 +436,7 @@
         </w:tc>
         <w:tc>
           <w:tcPr>
-            <w:tcW w:type="dxa" w:w="1080"/>
+            <w:tcW w:type="dxa" w:w="1530"/>
           </w:tcPr>
           <w:p>
             <w:r/>
@@ -164,7 +444,131 @@
         </w:tc>
         <w:tc>
           <w:tcPr>
-            <w:tcW w:type="dxa" w:w="1080"/>
+            <w:tcW w:type="dxa" w:w="1530"/>
+          </w:tcPr>
+          <w:p>
+            <w:r>
+              <w:t>8A</w:t>
+              <w:br/>
+              <w:t>ISLAMIAT</w:t>
+            </w:r>
+          </w:p>
+        </w:tc>
+        <w:tc>
+          <w:tcPr>
+            <w:tcW w:type="dxa" w:w="1530"/>
+          </w:tcPr>
+          <w:p>
+            <w:r/>
+          </w:p>
+        </w:tc>
+        <w:tc>
+          <w:tcPr>
+            <w:tcW w:type="dxa" w:w="1530"/>
+          </w:tcPr>
+          <w:p>
+            <w:r>
+              <w:t>9:50-10:25</w:t>
+            </w:r>
+          </w:p>
+        </w:tc>
+      </w:tr>
+      <w:tr>
+        <w:tc>
+          <w:tcPr>
+            <w:tcW w:type="dxa" w:w="1530"/>
+          </w:tcPr>
+          <w:p>
+            <w:r>
+              <w:t>Lunch</w:t>
+            </w:r>
+          </w:p>
+        </w:tc>
+        <w:tc>
+          <w:tcPr>
+            <w:tcW w:type="dxa" w:w="1530"/>
+          </w:tcPr>
+          <w:p>
+            <w:r>
+              <w:t>10:50-11:20</w:t>
+            </w:r>
+          </w:p>
+        </w:tc>
+        <w:tc>
+          <w:tcPr>
+            <w:tcW w:type="dxa" w:w="1530"/>
+          </w:tcPr>
+          <w:p>
+            <w:r/>
+          </w:p>
+        </w:tc>
+        <w:tc>
+          <w:tcPr>
+            <w:tcW w:type="dxa" w:w="1530"/>
+          </w:tcPr>
+          <w:p>
+            <w:r/>
+          </w:p>
+        </w:tc>
+        <w:tc>
+          <w:tcPr>
+            <w:tcW w:type="dxa" w:w="1530"/>
+          </w:tcPr>
+          <w:p>
+            <w:r/>
+          </w:p>
+        </w:tc>
+        <w:tc>
+          <w:tcPr>
+            <w:tcW w:type="dxa" w:w="1530"/>
+          </w:tcPr>
+          <w:p>
+            <w:r/>
+          </w:p>
+        </w:tc>
+        <w:tc>
+          <w:tcPr>
+            <w:tcW w:type="dxa" w:w="1530"/>
+          </w:tcPr>
+          <w:p>
+            <w:r/>
+          </w:p>
+        </w:tc>
+        <w:tc>
+          <w:tcPr>
+            <w:tcW w:type="dxa" w:w="1530"/>
+          </w:tcPr>
+          <w:p>
+            <w:r>
+              <w:t>10:25-10:55</w:t>
+            </w:r>
+          </w:p>
+        </w:tc>
+      </w:tr>
+      <w:tr>
+        <w:tc>
+          <w:tcPr>
+            <w:tcW w:type="dxa" w:w="1530"/>
+          </w:tcPr>
+          <w:p>
+            <w:r>
+              <w:t>P5</w:t>
+            </w:r>
+          </w:p>
+        </w:tc>
+        <w:tc>
+          <w:tcPr>
+            <w:tcW w:type="dxa" w:w="1530"/>
+          </w:tcPr>
+          <w:p>
+            <w:r>
+              <w:t>11:20-12:00</w:t>
+            </w:r>
+          </w:p>
+        </w:tc>
+        <w:tc>
+          <w:tcPr>
+            <w:tcW w:type="dxa" w:w="1530"/>
           </w:tcPr>
           <w:p>
             <w:r>
@@ -176,7 +580,31 @@
         </w:tc>
         <w:tc>
           <w:tcPr>
-            <w:tcW w:type="dxa" w:w="1080"/>
+            <w:tcW w:type="dxa" w:w="1530"/>
+          </w:tcPr>
+          <w:p>
+            <w:r>
+              <w:t>8D</w:t>
+              <w:br/>
+              <w:t>ISLAMIAT</w:t>
+            </w:r>
+          </w:p>
+        </w:tc>
+        <w:tc>
+          <w:tcPr>
+            <w:tcW w:type="dxa" w:w="1530"/>
+          </w:tcPr>
+          <w:p>
+            <w:r>
+              <w:t>7D</w:t>
+              <w:br/>
+              <w:t>ARABIC</w:t>
+            </w:r>
+          </w:p>
+        </w:tc>
+        <w:tc>
+          <w:tcPr>
+            <w:tcW w:type="dxa" w:w="1530"/>
           </w:tcPr>
           <w:p>
             <w:r>
@@ -188,11 +616,19 @@
         </w:tc>
         <w:tc>
           <w:tcPr>
-            <w:tcW w:type="dxa" w:w="1080"/>
+            <w:tcW w:type="dxa" w:w="1530"/>
+          </w:tcPr>
+          <w:p>
+            <w:r/>
+          </w:p>
+        </w:tc>
+        <w:tc>
+          <w:tcPr>
+            <w:tcW w:type="dxa" w:w="1530"/>
           </w:tcPr>
           <w:p>
             <w:r>
-              <w:t>8:00-8:40</w:t>
+              <w:t>10:55-11:35</w:t>
             </w:r>
           </w:p>
         </w:tc>
@@ -200,27 +636,39 @@
       <w:tr>
         <w:tc>
           <w:tcPr>
-            <w:tcW w:type="dxa" w:w="1080"/>
+            <w:tcW w:type="dxa" w:w="1530"/>
           </w:tcPr>
           <w:p>
             <w:r>
-              <w:t>P2</w:t>
+              <w:t>P6</w:t>
             </w:r>
           </w:p>
         </w:tc>
         <w:tc>
           <w:tcPr>
-            <w:tcW w:type="dxa" w:w="1080"/>
+            <w:tcW w:type="dxa" w:w="1530"/>
           </w:tcPr>
           <w:p>
             <w:r>
-              <w:t>8:50-9:30</w:t>
+              <w:t>12:00-12:40</w:t>
             </w:r>
           </w:p>
         </w:tc>
         <w:tc>
           <w:tcPr>
-            <w:tcW w:type="dxa" w:w="1080"/>
+            <w:tcW w:type="dxa" w:w="1530"/>
+          </w:tcPr>
+          <w:p>
+            <w:r>
+              <w:t>8D</w:t>
+              <w:br/>
+              <w:t>ISLAMIAT</w:t>
+            </w:r>
+          </w:p>
+        </w:tc>
+        <w:tc>
+          <w:tcPr>
+            <w:tcW w:type="dxa" w:w="1530"/>
           </w:tcPr>
           <w:p>
             <w:r/>
@@ -228,19 +676,19 @@
         </w:tc>
         <w:tc>
           <w:tcPr>
-            <w:tcW w:type="dxa" w:w="1080"/>
+            <w:tcW w:type="dxa" w:w="1530"/>
           </w:tcPr>
           <w:p>
             <w:r>
-              <w:t>7D</w:t>
+              <w:t>8D</w:t>
               <w:br/>
-              <w:t>ARABIC</w:t>
+              <w:t>ISLAMIAT</w:t>
             </w:r>
           </w:p>
         </w:tc>
         <w:tc>
           <w:tcPr>
-            <w:tcW w:type="dxa" w:w="1080"/>
+            <w:tcW w:type="dxa" w:w="1530"/>
           </w:tcPr>
           <w:p>
             <w:r>
@@ -252,7 +700,7 @@
         </w:tc>
         <w:tc>
           <w:tcPr>
-            <w:tcW w:type="dxa" w:w="1080"/>
+            <w:tcW w:type="dxa" w:w="1530"/>
           </w:tcPr>
           <w:p>
             <w:r/>
@@ -260,11 +708,63 @@
         </w:tc>
         <w:tc>
           <w:tcPr>
-            <w:tcW w:type="dxa" w:w="1080"/>
+            <w:tcW w:type="dxa" w:w="1530"/>
+          </w:tcPr>
+          <w:p>
+            <w:r>
+              <w:t>11:35-12:15</w:t>
+            </w:r>
+          </w:p>
+        </w:tc>
+      </w:tr>
+      <w:tr>
+        <w:tc>
+          <w:tcPr>
+            <w:tcW w:type="dxa" w:w="1530"/>
+          </w:tcPr>
+          <w:p>
+            <w:r>
+              <w:t>P7</w:t>
+            </w:r>
+          </w:p>
+        </w:tc>
+        <w:tc>
+          <w:tcPr>
+            <w:tcW w:type="dxa" w:w="1530"/>
+          </w:tcPr>
+          <w:p>
+            <w:r>
+              <w:t>12:40-1:20</w:t>
+            </w:r>
+          </w:p>
+        </w:tc>
+        <w:tc>
+          <w:tcPr>
+            <w:tcW w:type="dxa" w:w="1530"/>
+          </w:tcPr>
+          <w:p>
+            <w:r/>
+          </w:p>
+        </w:tc>
+        <w:tc>
+          <w:tcPr>
+            <w:tcW w:type="dxa" w:w="1530"/>
           </w:tcPr>
           <w:p>
             <w:r>
               <w:t>8C</w:t>
+              <w:br/>
+              <w:t>ARABIC</w:t>
+            </w:r>
+          </w:p>
+        </w:tc>
+        <w:tc>
+          <w:tcPr>
+            <w:tcW w:type="dxa" w:w="1530"/>
+          </w:tcPr>
+          <w:p>
+            <w:r>
+              <w:t>7D</w:t>
               <w:br/>
               <w:t>ISLAMIAT</w:t>
             </w:r>
@@ -272,39 +772,19 @@
         </w:tc>
         <w:tc>
           <w:tcPr>
-            <w:tcW w:type="dxa" w:w="1080"/>
+            <w:tcW w:type="dxa" w:w="1530"/>
           </w:tcPr>
           <w:p>
             <w:r>
-              <w:t>8:40-9:15</w:t>
-            </w:r>
-          </w:p>
-        </w:tc>
-      </w:tr>
-      <w:tr>
-        <w:tc>
-          <w:tcPr>
-            <w:tcW w:type="dxa" w:w="1080"/>
-          </w:tcPr>
-          <w:p>
-            <w:r>
-              <w:t>P3</w:t>
+              <w:t>7D</w:t>
+              <w:br/>
+              <w:t>ISLAMIAT</w:t>
             </w:r>
           </w:p>
         </w:tc>
         <w:tc>
           <w:tcPr>
-            <w:tcW w:type="dxa" w:w="1080"/>
-          </w:tcPr>
-          <w:p>
-            <w:r>
-              <w:t>9:30-10:10</w:t>
-            </w:r>
-          </w:p>
-        </w:tc>
-        <w:tc>
-          <w:tcPr>
-            <w:tcW w:type="dxa" w:w="1080"/>
+            <w:tcW w:type="dxa" w:w="1530"/>
           </w:tcPr>
           <w:p>
             <w:r/>
@@ -312,11 +792,41 @@
         </w:tc>
         <w:tc>
           <w:tcPr>
-            <w:tcW w:type="dxa" w:w="1080"/>
+            <w:tcW w:type="dxa" w:w="1530"/>
+          </w:tcPr>
+          <w:p>
+            <w:r/>
+          </w:p>
+        </w:tc>
+      </w:tr>
+      <w:tr>
+        <w:tc>
+          <w:tcPr>
+            <w:tcW w:type="dxa" w:w="1530"/>
           </w:tcPr>
           <w:p>
             <w:r>
-              <w:t>8D</w:t>
+              <w:t>P8</w:t>
+            </w:r>
+          </w:p>
+        </w:tc>
+        <w:tc>
+          <w:tcPr>
+            <w:tcW w:type="dxa" w:w="1530"/>
+          </w:tcPr>
+          <w:p>
+            <w:r>
+              <w:t>1:20-2:00</w:t>
+            </w:r>
+          </w:p>
+        </w:tc>
+        <w:tc>
+          <w:tcPr>
+            <w:tcW w:type="dxa" w:w="1530"/>
+          </w:tcPr>
+          <w:p>
+            <w:r>
+              <w:t>8C</w:t>
               <w:br/>
               <w:t>ARABIC</w:t>
             </w:r>
@@ -324,19 +834,7 @@
         </w:tc>
         <w:tc>
           <w:tcPr>
-            <w:tcW w:type="dxa" w:w="1080"/>
-          </w:tcPr>
-          <w:p>
-            <w:r>
-              <w:t>8C</w:t>
-              <w:br/>
-              <w:t>ISLAMIAT</w:t>
-            </w:r>
-          </w:p>
-        </w:tc>
-        <w:tc>
-          <w:tcPr>
-            <w:tcW w:type="dxa" w:w="1080"/>
+            <w:tcW w:type="dxa" w:w="1530"/>
           </w:tcPr>
           <w:p>
             <w:r>
@@ -348,7 +846,7 @@
         </w:tc>
         <w:tc>
           <w:tcPr>
-            <w:tcW w:type="dxa" w:w="1080"/>
+            <w:tcW w:type="dxa" w:w="1530"/>
           </w:tcPr>
           <w:p>
             <w:r/>
@@ -356,131 +854,7 @@
         </w:tc>
         <w:tc>
           <w:tcPr>
-            <w:tcW w:type="dxa" w:w="1080"/>
-          </w:tcPr>
-          <w:p>
-            <w:r>
-              <w:t>9:15-9:50</w:t>
-            </w:r>
-          </w:p>
-        </w:tc>
-      </w:tr>
-      <w:tr>
-        <w:tc>
-          <w:tcPr>
-            <w:tcW w:type="dxa" w:w="1080"/>
-          </w:tcPr>
-          <w:p>
-            <w:r>
-              <w:t>P4</w:t>
-            </w:r>
-          </w:p>
-        </w:tc>
-        <w:tc>
-          <w:tcPr>
-            <w:tcW w:type="dxa" w:w="1080"/>
-          </w:tcPr>
-          <w:p>
-            <w:r>
-              <w:t>10:10-10:50</w:t>
-            </w:r>
-          </w:p>
-        </w:tc>
-        <w:tc>
-          <w:tcPr>
-            <w:tcW w:type="dxa" w:w="1080"/>
-          </w:tcPr>
-          <w:p>
-            <w:r>
-              <w:t>6A</w:t>
-              <w:br/>
-              <w:t>ISLAMIAT</w:t>
-            </w:r>
-          </w:p>
-        </w:tc>
-        <w:tc>
-          <w:tcPr>
-            <w:tcW w:type="dxa" w:w="1080"/>
-          </w:tcPr>
-          <w:p>
-            <w:r>
-              <w:t>8D</w:t>
-              <w:br/>
-              <w:t>ISLAMIAT</w:t>
-            </w:r>
-          </w:p>
-        </w:tc>
-        <w:tc>
-          <w:tcPr>
-            <w:tcW w:type="dxa" w:w="1080"/>
-          </w:tcPr>
-          <w:p>
-            <w:r>
-              <w:t>8A</w:t>
-              <w:br/>
-              <w:t>ISLAMIAT</w:t>
-            </w:r>
-          </w:p>
-        </w:tc>
-        <w:tc>
-          <w:tcPr>
-            <w:tcW w:type="dxa" w:w="1080"/>
-          </w:tcPr>
-          <w:p>
-            <w:r>
-              <w:t>8C</w:t>
-              <w:br/>
-              <w:t>ARABIC</w:t>
-            </w:r>
-          </w:p>
-        </w:tc>
-        <w:tc>
-          <w:tcPr>
-            <w:tcW w:type="dxa" w:w="1080"/>
-          </w:tcPr>
-          <w:p>
-            <w:r>
-              <w:t>7D</w:t>
-              <w:br/>
-              <w:t>ISLAMIAT</w:t>
-            </w:r>
-          </w:p>
-        </w:tc>
-        <w:tc>
-          <w:tcPr>
-            <w:tcW w:type="dxa" w:w="1080"/>
-          </w:tcPr>
-          <w:p>
-            <w:r>
-              <w:t>9:50-10:25</w:t>
-            </w:r>
-          </w:p>
-        </w:tc>
-      </w:tr>
-      <w:tr>
-        <w:tc>
-          <w:tcPr>
-            <w:tcW w:type="dxa" w:w="1080"/>
-          </w:tcPr>
-          <w:p>
-            <w:r>
-              <w:t>Lunch</w:t>
-            </w:r>
-          </w:p>
-        </w:tc>
-        <w:tc>
-          <w:tcPr>
-            <w:tcW w:type="dxa" w:w="1080"/>
-          </w:tcPr>
-          <w:p>
-            <w:r>
-              <w:t>10:50-11:20</w:t>
-            </w:r>
-          </w:p>
-        </w:tc>
-        <w:tc>
-          <w:tcPr>
-            <w:tcW w:type="dxa" w:w="1080"/>
+            <w:tcW w:type="dxa" w:w="1530"/>
           </w:tcPr>
           <w:p>
             <w:r/>
@@ -488,7 +862,7 @@
         </w:tc>
         <w:tc>
           <w:tcPr>
-            <w:tcW w:type="dxa" w:w="1080"/>
+            <w:tcW w:type="dxa" w:w="1530"/>
           </w:tcPr>
           <w:p>
             <w:r/>
@@ -496,361 +870,7 @@
         </w:tc>
         <w:tc>
           <w:tcPr>
-            <w:tcW w:type="dxa" w:w="1080"/>
-          </w:tcPr>
-          <w:p>
-            <w:r/>
-          </w:p>
-        </w:tc>
-        <w:tc>
-          <w:tcPr>
-            <w:tcW w:type="dxa" w:w="1080"/>
-          </w:tcPr>
-          <w:p>
-            <w:r/>
-          </w:p>
-        </w:tc>
-        <w:tc>
-          <w:tcPr>
-            <w:tcW w:type="dxa" w:w="1080"/>
-          </w:tcPr>
-          <w:p>
-            <w:r/>
-          </w:p>
-        </w:tc>
-        <w:tc>
-          <w:tcPr>
-            <w:tcW w:type="dxa" w:w="1080"/>
-          </w:tcPr>
-          <w:p>
-            <w:r>
-              <w:t>10:25-10:55</w:t>
-            </w:r>
-          </w:p>
-        </w:tc>
-      </w:tr>
-      <w:tr>
-        <w:tc>
-          <w:tcPr>
-            <w:tcW w:type="dxa" w:w="1080"/>
-          </w:tcPr>
-          <w:p>
-            <w:r>
-              <w:t>P5</w:t>
-            </w:r>
-          </w:p>
-        </w:tc>
-        <w:tc>
-          <w:tcPr>
-            <w:tcW w:type="dxa" w:w="1080"/>
-          </w:tcPr>
-          <w:p>
-            <w:r>
-              <w:t>11:20-12:00</w:t>
-            </w:r>
-          </w:p>
-        </w:tc>
-        <w:tc>
-          <w:tcPr>
-            <w:tcW w:type="dxa" w:w="1080"/>
-          </w:tcPr>
-          <w:p>
-            <w:r>
-              <w:t>7D</w:t>
-              <w:br/>
-              <w:t>ARABIC</w:t>
-            </w:r>
-          </w:p>
-        </w:tc>
-        <w:tc>
-          <w:tcPr>
-            <w:tcW w:type="dxa" w:w="1080"/>
-          </w:tcPr>
-          <w:p>
-            <w:r>
-              <w:t>7D</w:t>
-              <w:br/>
-              <w:t>ISLAMIAT</w:t>
-            </w:r>
-          </w:p>
-        </w:tc>
-        <w:tc>
-          <w:tcPr>
-            <w:tcW w:type="dxa" w:w="1080"/>
-          </w:tcPr>
-          <w:p>
-            <w:r/>
-          </w:p>
-        </w:tc>
-        <w:tc>
-          <w:tcPr>
-            <w:tcW w:type="dxa" w:w="1080"/>
-          </w:tcPr>
-          <w:p>
-            <w:r>
-              <w:t>8D</w:t>
-              <w:br/>
-              <w:t>ISLAMIAT</w:t>
-            </w:r>
-          </w:p>
-        </w:tc>
-        <w:tc>
-          <w:tcPr>
-            <w:tcW w:type="dxa" w:w="1080"/>
-          </w:tcPr>
-          <w:p>
-            <w:r>
-              <w:t>6A</w:t>
-              <w:br/>
-              <w:t>ISLAMIAT</w:t>
-            </w:r>
-          </w:p>
-        </w:tc>
-        <w:tc>
-          <w:tcPr>
-            <w:tcW w:type="dxa" w:w="1080"/>
-          </w:tcPr>
-          <w:p>
-            <w:r>
-              <w:t>10:55-11:35</w:t>
-            </w:r>
-          </w:p>
-        </w:tc>
-      </w:tr>
-      <w:tr>
-        <w:tc>
-          <w:tcPr>
-            <w:tcW w:type="dxa" w:w="1080"/>
-          </w:tcPr>
-          <w:p>
-            <w:r>
-              <w:t>P6</w:t>
-            </w:r>
-          </w:p>
-        </w:tc>
-        <w:tc>
-          <w:tcPr>
-            <w:tcW w:type="dxa" w:w="1080"/>
-          </w:tcPr>
-          <w:p>
-            <w:r>
-              <w:t>12:00-12:40</w:t>
-            </w:r>
-          </w:p>
-        </w:tc>
-        <w:tc>
-          <w:tcPr>
-            <w:tcW w:type="dxa" w:w="1080"/>
-          </w:tcPr>
-          <w:p>
-            <w:r>
-              <w:t>8A</w:t>
-              <w:br/>
-              <w:t>ISLAMIAT</w:t>
-            </w:r>
-          </w:p>
-        </w:tc>
-        <w:tc>
-          <w:tcPr>
-            <w:tcW w:type="dxa" w:w="1080"/>
-          </w:tcPr>
-          <w:p>
-            <w:r>
-              <w:t>8A</w:t>
-              <w:br/>
-              <w:t>ARABIC</w:t>
-            </w:r>
-          </w:p>
-        </w:tc>
-        <w:tc>
-          <w:tcPr>
-            <w:tcW w:type="dxa" w:w="1080"/>
-          </w:tcPr>
-          <w:p>
-            <w:r>
-              <w:t>8D</w:t>
-              <w:br/>
-              <w:t>ISLAMIAT</w:t>
-            </w:r>
-          </w:p>
-        </w:tc>
-        <w:tc>
-          <w:tcPr>
-            <w:tcW w:type="dxa" w:w="1080"/>
-          </w:tcPr>
-          <w:p>
-            <w:r/>
-          </w:p>
-        </w:tc>
-        <w:tc>
-          <w:tcPr>
-            <w:tcW w:type="dxa" w:w="1080"/>
-          </w:tcPr>
-          <w:p>
-            <w:r/>
-          </w:p>
-        </w:tc>
-        <w:tc>
-          <w:tcPr>
-            <w:tcW w:type="dxa" w:w="1080"/>
-          </w:tcPr>
-          <w:p>
-            <w:r>
-              <w:t>11:35-12:15</w:t>
-            </w:r>
-          </w:p>
-        </w:tc>
-      </w:tr>
-      <w:tr>
-        <w:tc>
-          <w:tcPr>
-            <w:tcW w:type="dxa" w:w="1080"/>
-          </w:tcPr>
-          <w:p>
-            <w:r>
-              <w:t>P7</w:t>
-            </w:r>
-          </w:p>
-        </w:tc>
-        <w:tc>
-          <w:tcPr>
-            <w:tcW w:type="dxa" w:w="1080"/>
-          </w:tcPr>
-          <w:p>
-            <w:r>
-              <w:t>12:40-1:20</w:t>
-            </w:r>
-          </w:p>
-        </w:tc>
-        <w:tc>
-          <w:tcPr>
-            <w:tcW w:type="dxa" w:w="1080"/>
-          </w:tcPr>
-          <w:p>
-            <w:r/>
-          </w:p>
-        </w:tc>
-        <w:tc>
-          <w:tcPr>
-            <w:tcW w:type="dxa" w:w="1080"/>
-          </w:tcPr>
-          <w:p>
-            <w:r/>
-          </w:p>
-        </w:tc>
-        <w:tc>
-          <w:tcPr>
-            <w:tcW w:type="dxa" w:w="1080"/>
-          </w:tcPr>
-          <w:p>
-            <w:r/>
-          </w:p>
-        </w:tc>
-        <w:tc>
-          <w:tcPr>
-            <w:tcW w:type="dxa" w:w="1080"/>
-          </w:tcPr>
-          <w:p>
-            <w:r/>
-          </w:p>
-        </w:tc>
-        <w:tc>
-          <w:tcPr>
-            <w:tcW w:type="dxa" w:w="1080"/>
-          </w:tcPr>
-          <w:p>
-            <w:r/>
-          </w:p>
-        </w:tc>
-        <w:tc>
-          <w:tcPr>
-            <w:tcW w:type="dxa" w:w="1080"/>
-          </w:tcPr>
-          <w:p>
-            <w:r/>
-          </w:p>
-        </w:tc>
-      </w:tr>
-      <w:tr>
-        <w:tc>
-          <w:tcPr>
-            <w:tcW w:type="dxa" w:w="1080"/>
-          </w:tcPr>
-          <w:p>
-            <w:r>
-              <w:t>P8</w:t>
-            </w:r>
-          </w:p>
-        </w:tc>
-        <w:tc>
-          <w:tcPr>
-            <w:tcW w:type="dxa" w:w="1080"/>
-          </w:tcPr>
-          <w:p>
-            <w:r>
-              <w:t>1:20-2:00</w:t>
-            </w:r>
-          </w:p>
-        </w:tc>
-        <w:tc>
-          <w:tcPr>
-            <w:tcW w:type="dxa" w:w="1080"/>
-          </w:tcPr>
-          <w:p>
-            <w:r>
-              <w:t>8A</w:t>
-              <w:br/>
-              <w:t>ARABIC</w:t>
-            </w:r>
-          </w:p>
-        </w:tc>
-        <w:tc>
-          <w:tcPr>
-            <w:tcW w:type="dxa" w:w="1080"/>
-          </w:tcPr>
-          <w:p>
-            <w:r>
-              <w:t>8A</w:t>
-              <w:br/>
-              <w:t>ISLAMIAT</w:t>
-            </w:r>
-          </w:p>
-        </w:tc>
-        <w:tc>
-          <w:tcPr>
-            <w:tcW w:type="dxa" w:w="1080"/>
-          </w:tcPr>
-          <w:p>
-            <w:r>
-              <w:t>8C</w:t>
-              <w:br/>
-              <w:t>ARABIC</w:t>
-            </w:r>
-          </w:p>
-        </w:tc>
-        <w:tc>
-          <w:tcPr>
-            <w:tcW w:type="dxa" w:w="1080"/>
-          </w:tcPr>
-          <w:p>
-            <w:r>
-              <w:t>8C</w:t>
-              <w:br/>
-              <w:t>ISLAMIAT</w:t>
-            </w:r>
-          </w:p>
-        </w:tc>
-        <w:tc>
-          <w:tcPr>
-            <w:tcW w:type="dxa" w:w="1080"/>
-          </w:tcPr>
-          <w:p>
-            <w:r/>
-          </w:p>
-        </w:tc>
-        <w:tc>
-          <w:tcPr>
-            <w:tcW w:type="dxa" w:w="1080"/>
+            <w:tcW w:type="dxa" w:w="1530"/>
           </w:tcPr>
           <w:p>
             <w:r/>
@@ -859,7 +879,7 @@
       </w:tr>
     </w:tbl>
     <w:sectPr>
-      <w:pgSz w:w="12240" w:h="15840"/>
+      <w:pgSz w:w="15840" w:h="12240" w:orient="landscape"/>
       <w:pgMar w:top="1440" w:right="1800" w:bottom="1440" w:left="1800" w:header="720" w:footer="720" w:gutter="0"/>
       <w:cols w:space="720"/>
       <w:docGrid w:linePitch="360"/>

--- a/MARYAM SHAHID_timetable.docx
+++ b/MARYAM SHAHID_timetable.docx
@@ -12,7 +12,7 @@
     </w:p>
     <w:p>
       <w:r>
-        <w:t>Total Weekly Periods: 24</w:t>
+        <w:t>Total Weekly Periods: 25</w:t>
       </w:r>
     </w:p>
     <w:tbl>
@@ -857,7 +857,11 @@
             <w:tcW w:type="dxa" w:w="1530"/>
           </w:tcPr>
           <w:p>
-            <w:r/>
+            <w:r>
+              <w:t>8A</w:t>
+              <w:br/>
+              <w:t>ARABIC</w:t>
+            </w:r>
           </w:p>
         </w:tc>
         <w:tc>

--- a/MARYAM SHAHID_timetable.docx
+++ b/MARYAM SHAHID_timetable.docx
@@ -619,7 +619,11 @@
             <w:tcW w:type="dxa" w:w="1530"/>
           </w:tcPr>
           <w:p>
-            <w:r/>
+            <w:r>
+              <w:t>7D</w:t>
+              <w:br/>
+              <w:t>ISLAMIAT</w:t>
+            </w:r>
           </w:p>
         </w:tc>
         <w:tc>
@@ -775,11 +779,7 @@
             <w:tcW w:type="dxa" w:w="1530"/>
           </w:tcPr>
           <w:p>
-            <w:r>
-              <w:t>7D</w:t>
-              <w:br/>
-              <w:t>ISLAMIAT</w:t>
-            </w:r>
+            <w:r/>
           </w:p>
         </w:tc>
         <w:tc>

--- a/MARYAM SHAHID_timetable.docx
+++ b/MARYAM SHAHID_timetable.docx
@@ -375,11 +375,7 @@
             <w:tcW w:type="dxa" w:w="1530"/>
           </w:tcPr>
           <w:p>
-            <w:r>
-              <w:t>8C</w:t>
-              <w:br/>
-              <w:t>ISLAMIAT</w:t>
-            </w:r>
+            <w:r/>
           </w:p>
         </w:tc>
         <w:tc>
@@ -459,7 +455,11 @@
             <w:tcW w:type="dxa" w:w="1530"/>
           </w:tcPr>
           <w:p>
-            <w:r/>
+            <w:r>
+              <w:t>7D</w:t>
+              <w:br/>
+              <w:t>ISLAMIAT</w:t>
+            </w:r>
           </w:p>
         </w:tc>
         <w:tc>
@@ -619,11 +619,7 @@
             <w:tcW w:type="dxa" w:w="1530"/>
           </w:tcPr>
           <w:p>
-            <w:r>
-              <w:t>7D</w:t>
-              <w:br/>
-              <w:t>ISLAMIAT</w:t>
-            </w:r>
+            <w:r/>
           </w:p>
         </w:tc>
         <w:tc>
@@ -707,7 +703,11 @@
             <w:tcW w:type="dxa" w:w="1530"/>
           </w:tcPr>
           <w:p>
-            <w:r/>
+            <w:r>
+              <w:t>8C</w:t>
+              <w:br/>
+              <w:t>ISLAMIAT</w:t>
+            </w:r>
           </w:p>
         </w:tc>
         <w:tc>

--- a/MARYAM SHAHID_timetable.docx
+++ b/MARYAM SHAHID_timetable.docx
@@ -242,7 +242,7 @@
             <w:r>
               <w:t>6A</w:t>
               <w:br/>
-              <w:t>ISLAMIAT</w:t>
+              <w:t>ARABIC</w:t>
             </w:r>
           </w:p>
         </w:tc>
@@ -252,7 +252,7 @@
           </w:tcPr>
           <w:p>
             <w:r>
-              <w:t>8C</w:t>
+              <w:t>6A</w:t>
               <w:br/>
               <w:t>ISLAMIAT</w:t>
             </w:r>
@@ -264,9 +264,9 @@
           </w:tcPr>
           <w:p>
             <w:r>
-              <w:t>8D</w:t>
+              <w:t>6A</w:t>
               <w:br/>
-              <w:t>ARABIC</w:t>
+              <w:t>ISLAMIAT</w:t>
             </w:r>
           </w:p>
         </w:tc>
@@ -284,9 +284,9 @@
           </w:tcPr>
           <w:p>
             <w:r>
-              <w:t>7D</w:t>
+              <w:t>8C</w:t>
               <w:br/>
-              <w:t>ARABIC</w:t>
+              <w:t>ISLAMIAT</w:t>
             </w:r>
           </w:p>
         </w:tc>
@@ -328,6 +328,30 @@
           </w:tcPr>
           <w:p>
             <w:r>
+              <w:t>8D</w:t>
+              <w:br/>
+              <w:t>ISLAMIAT</w:t>
+            </w:r>
+          </w:p>
+        </w:tc>
+        <w:tc>
+          <w:tcPr>
+            <w:tcW w:type="dxa" w:w="1530"/>
+          </w:tcPr>
+          <w:p>
+            <w:r>
+              <w:t>7D</w:t>
+              <w:br/>
+              <w:t>ARABIC</w:t>
+            </w:r>
+          </w:p>
+        </w:tc>
+        <w:tc>
+          <w:tcPr>
+            <w:tcW w:type="dxa" w:w="1530"/>
+          </w:tcPr>
+          <w:p>
+            <w:r>
               <w:t>7D</w:t>
               <w:br/>
               <w:t>ISLAMIAT</w:t>
@@ -340,7 +364,7 @@
           </w:tcPr>
           <w:p>
             <w:r>
-              <w:t>8A</w:t>
+              <w:t>8D</w:t>
               <w:br/>
               <w:t>ISLAMIAT</w:t>
             </w:r>
@@ -356,26 +380,6 @@
               <w:br/>
               <w:t>ARABIC</w:t>
             </w:r>
-          </w:p>
-        </w:tc>
-        <w:tc>
-          <w:tcPr>
-            <w:tcW w:type="dxa" w:w="1530"/>
-          </w:tcPr>
-          <w:p>
-            <w:r>
-              <w:t>8C</w:t>
-              <w:br/>
-              <w:t>ISLAMIAT</w:t>
-            </w:r>
-          </w:p>
-        </w:tc>
-        <w:tc>
-          <w:tcPr>
-            <w:tcW w:type="dxa" w:w="1530"/>
-          </w:tcPr>
-          <w:p>
-            <w:r/>
           </w:p>
         </w:tc>
         <w:tc>
@@ -416,18 +420,10 @@
           </w:tcPr>
           <w:p>
             <w:r>
-              <w:t>8A</w:t>
+              <w:t>8C</w:t>
               <w:br/>
               <w:t>ISLAMIAT</w:t>
             </w:r>
-          </w:p>
-        </w:tc>
-        <w:tc>
-          <w:tcPr>
-            <w:tcW w:type="dxa" w:w="1530"/>
-          </w:tcPr>
-          <w:p>
-            <w:r/>
           </w:p>
         </w:tc>
         <w:tc>
@@ -456,10 +452,18 @@
           </w:tcPr>
           <w:p>
             <w:r>
-              <w:t>7D</w:t>
+              <w:t>8A</w:t>
               <w:br/>
-              <w:t>ISLAMIAT</w:t>
+              <w:t>ARABIC</w:t>
             </w:r>
+          </w:p>
+        </w:tc>
+        <w:tc>
+          <w:tcPr>
+            <w:tcW w:type="dxa" w:w="1530"/>
+          </w:tcPr>
+          <w:p>
+            <w:r/>
           </w:p>
         </w:tc>
         <w:tc>
@@ -572,7 +576,19 @@
           </w:tcPr>
           <w:p>
             <w:r>
-              <w:t>6A</w:t>
+              <w:t>7D</w:t>
+              <w:br/>
+              <w:t>ISLAMIAT</w:t>
+            </w:r>
+          </w:p>
+        </w:tc>
+        <w:tc>
+          <w:tcPr>
+            <w:tcW w:type="dxa" w:w="1530"/>
+          </w:tcPr>
+          <w:p>
+            <w:r>
+              <w:t>8C</w:t>
               <w:br/>
               <w:t>ARABIC</w:t>
             </w:r>
@@ -595,11 +611,7 @@
             <w:tcW w:type="dxa" w:w="1530"/>
           </w:tcPr>
           <w:p>
-            <w:r>
-              <w:t>7D</w:t>
-              <w:br/>
-              <w:t>ARABIC</w:t>
-            </w:r>
+            <w:r/>
           </w:p>
         </w:tc>
         <w:tc>
@@ -608,18 +620,10 @@
           </w:tcPr>
           <w:p>
             <w:r>
-              <w:t>6A</w:t>
+              <w:t>7D</w:t>
               <w:br/>
               <w:t>ARABIC</w:t>
             </w:r>
-          </w:p>
-        </w:tc>
-        <w:tc>
-          <w:tcPr>
-            <w:tcW w:type="dxa" w:w="1530"/>
-          </w:tcPr>
-          <w:p>
-            <w:r/>
           </w:p>
         </w:tc>
         <w:tc>
@@ -662,7 +666,19 @@
             <w:r>
               <w:t>8D</w:t>
               <w:br/>
-              <w:t>ISLAMIAT</w:t>
+              <w:t>ARABIC</w:t>
+            </w:r>
+          </w:p>
+        </w:tc>
+        <w:tc>
+          <w:tcPr>
+            <w:tcW w:type="dxa" w:w="1530"/>
+          </w:tcPr>
+          <w:p>
+            <w:r>
+              <w:t>6A</w:t>
+              <w:br/>
+              <w:t>ARABIC</w:t>
             </w:r>
           </w:p>
         </w:tc>
@@ -679,11 +695,7 @@
             <w:tcW w:type="dxa" w:w="1530"/>
           </w:tcPr>
           <w:p>
-            <w:r>
-              <w:t>8D</w:t>
-              <w:br/>
-              <w:t>ISLAMIAT</w:t>
-            </w:r>
+            <w:r/>
           </w:p>
         </w:tc>
         <w:tc>
@@ -691,23 +703,7 @@
             <w:tcW w:type="dxa" w:w="1530"/>
           </w:tcPr>
           <w:p>
-            <w:r>
-              <w:t>8D</w:t>
-              <w:br/>
-              <w:t>ARABIC</w:t>
-            </w:r>
-          </w:p>
-        </w:tc>
-        <w:tc>
-          <w:tcPr>
-            <w:tcW w:type="dxa" w:w="1530"/>
-          </w:tcPr>
-          <w:p>
-            <w:r>
-              <w:t>8C</w:t>
-              <w:br/>
-              <w:t>ISLAMIAT</w:t>
-            </w:r>
+            <w:r/>
           </w:p>
         </w:tc>
         <w:tc>
@@ -755,8 +751,16 @@
             <w:tcW w:type="dxa" w:w="1530"/>
           </w:tcPr>
           <w:p>
+            <w:r/>
+          </w:p>
+        </w:tc>
+        <w:tc>
+          <w:tcPr>
+            <w:tcW w:type="dxa" w:w="1530"/>
+          </w:tcPr>
+          <w:p>
             <w:r>
-              <w:t>8C</w:t>
+              <w:t>8D</w:t>
               <w:br/>
               <w:t>ARABIC</w:t>
             </w:r>
@@ -768,18 +772,10 @@
           </w:tcPr>
           <w:p>
             <w:r>
-              <w:t>7D</w:t>
+              <w:t>8A</w:t>
               <w:br/>
               <w:t>ISLAMIAT</w:t>
             </w:r>
-          </w:p>
-        </w:tc>
-        <w:tc>
-          <w:tcPr>
-            <w:tcW w:type="dxa" w:w="1530"/>
-          </w:tcPr>
-          <w:p>
-            <w:r/>
           </w:p>
         </w:tc>
         <w:tc>
@@ -826,6 +822,30 @@
           </w:tcPr>
           <w:p>
             <w:r>
+              <w:t>8A</w:t>
+              <w:br/>
+              <w:t>ISLAMIAT</w:t>
+            </w:r>
+          </w:p>
+        </w:tc>
+        <w:tc>
+          <w:tcPr>
+            <w:tcW w:type="dxa" w:w="1530"/>
+          </w:tcPr>
+          <w:p>
+            <w:r>
+              <w:t>7D</w:t>
+              <w:br/>
+              <w:t>ISLAMIAT</w:t>
+            </w:r>
+          </w:p>
+        </w:tc>
+        <w:tc>
+          <w:tcPr>
+            <w:tcW w:type="dxa" w:w="1530"/>
+          </w:tcPr>
+          <w:p>
+            <w:r>
               <w:t>8C</w:t>
               <w:br/>
               <w:t>ARABIC</w:t>
@@ -838,29 +858,9 @@
           </w:tcPr>
           <w:p>
             <w:r>
-              <w:t>6A</w:t>
+              <w:t>8C</w:t>
               <w:br/>
               <w:t>ISLAMIAT</w:t>
-            </w:r>
-          </w:p>
-        </w:tc>
-        <w:tc>
-          <w:tcPr>
-            <w:tcW w:type="dxa" w:w="1530"/>
-          </w:tcPr>
-          <w:p>
-            <w:r/>
-          </w:p>
-        </w:tc>
-        <w:tc>
-          <w:tcPr>
-            <w:tcW w:type="dxa" w:w="1530"/>
-          </w:tcPr>
-          <w:p>
-            <w:r>
-              <w:t>8A</w:t>
-              <w:br/>
-              <w:t>ARABIC</w:t>
             </w:r>
           </w:p>
         </w:tc>
